--- a/reports/Лаба3.docx
+++ b/reports/Лаба3.docx
@@ -900,7 +900,7 @@
             </w:rPr>
             <w:fldChar w:fldCharType="separate"/>
           </w:r>
-          <w:hyperlink w:anchor="_Toc243845140" w:history="1">
+          <w:hyperlink w:anchor="_Toc243845263" w:history="1">
             <w:r>
               <w:rPr>
                 <w:rStyle w:val="ac"/>
@@ -931,7 +931,7 @@
                 <w:noProof/>
                 <w:webHidden/>
               </w:rPr>
-              <w:instrText xml:space="preserve"> PAGEREF _Toc243845140 \h </w:instrText>
+              <w:instrText xml:space="preserve"> PAGEREF _Toc243845263 \h </w:instrText>
             </w:r>
             <w:r>
               <w:rPr>
@@ -976,7 +976,7 @@
               <w:lang w:eastAsia="ru-RU"/>
             </w:rPr>
           </w:pPr>
-          <w:hyperlink w:anchor="_Toc243845141" w:history="1">
+          <w:hyperlink w:anchor="_Toc243845264" w:history="1">
             <w:r>
               <w:rPr>
                 <w:rStyle w:val="ac"/>
@@ -1007,7 +1007,7 @@
                 <w:noProof/>
                 <w:webHidden/>
               </w:rPr>
-              <w:instrText xml:space="preserve"> PAGEREF _Toc243845141 \h </w:instrText>
+              <w:instrText xml:space="preserve"> PAGEREF _Toc243845264 \h </w:instrText>
             </w:r>
             <w:r>
               <w:rPr>
@@ -1052,7 +1052,7 @@
               <w:lang w:eastAsia="ru-RU"/>
             </w:rPr>
           </w:pPr>
-          <w:hyperlink w:anchor="_Toc243845142" w:history="1">
+          <w:hyperlink w:anchor="_Toc243845265" w:history="1">
             <w:r>
               <w:rPr>
                 <w:rStyle w:val="ac"/>
@@ -1083,7 +1083,7 @@
                 <w:noProof/>
                 <w:webHidden/>
               </w:rPr>
-              <w:instrText xml:space="preserve"> PAGEREF _Toc243845142 \h </w:instrText>
+              <w:instrText xml:space="preserve"> PAGEREF _Toc243845265 \h </w:instrText>
             </w:r>
             <w:r>
               <w:rPr>
@@ -1128,7 +1128,7 @@
               <w:lang w:eastAsia="ru-RU"/>
             </w:rPr>
           </w:pPr>
-          <w:hyperlink w:anchor="_Toc243845143" w:history="1">
+          <w:hyperlink w:anchor="_Toc243845266" w:history="1">
             <w:r>
               <w:rPr>
                 <w:rStyle w:val="ac"/>
@@ -1159,7 +1159,7 @@
                 <w:noProof/>
                 <w:webHidden/>
               </w:rPr>
-              <w:instrText xml:space="preserve"> PAGEREF _Toc243845143 \h </w:instrText>
+              <w:instrText xml:space="preserve"> PAGEREF _Toc243845266 \h </w:instrText>
             </w:r>
             <w:r>
               <w:rPr>
@@ -1258,7 +1258,7 @@
         </w:rPr>
       </w:pPr>
       <w:bookmarkStart w:id="0" w:name="_Toc90000101"/>
-      <w:bookmarkStart w:id="1" w:name="_Toc243845140"/>
+      <w:bookmarkStart w:id="1" w:name="_Toc243845263"/>
       <w:r>
         <w:rPr>
           <w:rFonts w:ascii="Times New Roman" w:eastAsia="Times New Roman" w:hAnsi="Times New Roman" w:cs="Times New Roman"/>
@@ -1504,7 +1504,7 @@
         </w:rPr>
       </w:pPr>
       <w:bookmarkStart w:id="2" w:name="_Toc90000102"/>
-      <w:bookmarkStart w:id="3" w:name="_Toc243845141"/>
+      <w:bookmarkStart w:id="3" w:name="_Toc243845264"/>
       <w:r>
         <w:rPr>
           <w:rFonts w:ascii="Times New Roman" w:eastAsia="Times New Roman" w:hAnsi="Times New Roman" w:cs="Times New Roman"/>
@@ -2200,7 +2200,7 @@
           <w:noProof/>
         </w:rPr>
         <w:drawing>
-          <wp:inline distT="0" distB="0" distL="0" distR="0" wp14:anchorId="0F355E7A" wp14:editId="0D7630C9">
+          <wp:inline distT="0" distB="0" distL="0" distR="0">
             <wp:extent cx="5248384" cy="7559999"/>
             <wp:effectExtent l="0" t="0" r="0" b="0"/>
             <wp:docPr id="1" name="Picture 1"/>
@@ -2308,7 +2308,7 @@
         </w:rPr>
       </w:pPr>
       <w:bookmarkStart w:id="4" w:name="_Toc90000103"/>
-      <w:bookmarkStart w:id="5" w:name="_Toc243845142"/>
+      <w:bookmarkStart w:id="5" w:name="_Toc243845265"/>
       <w:r>
         <w:rPr>
           <w:rFonts w:ascii="Times New Roman" w:eastAsia="Times New Roman" w:hAnsi="Times New Roman" w:cs="Times New Roman"/>
@@ -2549,7 +2549,7 @@
         </w:rPr>
       </w:pPr>
       <w:bookmarkStart w:id="6" w:name="_Toc90000104"/>
-      <w:bookmarkStart w:id="7" w:name="_Toc243845143"/>
+      <w:bookmarkStart w:id="7" w:name="_Toc243845266"/>
       <w:r>
         <w:rPr>
           <w:rFonts w:ascii="Times New Roman" w:eastAsia="Times New Roman" w:hAnsi="Times New Roman" w:cs="Times New Roman"/>
